--- a/skills/phong-cntt/assets/qd-phe-duyet-du-toan-khlcnt.docx
+++ b/skills/phong-cntt/assets/qd-phe-duyet-du-toan-khlcnt.docx
@@ -1,6 +1,6 @@
 
 <file path=word/document.xml><?xml version="1.0" encoding="utf-8"?>
-<w:document xmlns:ns1="http://schemas.openxmlformats.org/markup-compatibility/2006" xmlns:ns2="http://schemas.microsoft.com/office/word/2010/wordml" xmlns:ns3="http://schemas.openxmlformats.org/drawingml/2006/wordprocessingDrawing" xmlns:ns4="http://schemas.microsoft.com/office/word/2010/wordprocessingDrawing" xmlns:ns5="http://schemas.openxmlformats.org/drawingml/2006/main" xmlns:ns6="http://schemas.microsoft.com/office/word/2010/wordprocessingShape" xmlns:ns7="http://schemas.microsoft.com/office/drawing/2010/main" xmlns:ns8="urn:schemas-microsoft-com:vml" xmlns:ns9="urn:schemas-microsoft-com:office:office" xmlns:w="http://schemas.openxmlformats.org/wordprocessingml/2006/main" ns1:Ignorable="w14 w15 w16se w16cid w16 w16cex w16sdtdh wp14">
+<w:document xmlns:ns1="http://schemas.openxmlformats.org/markup-compatibility/2006" xmlns:ns2="http://schemas.microsoft.com/office/word/2010/wordml" xmlns:ns3="http://schemas.openxmlformats.org/drawingml/2006/wordprocessingDrawing" xmlns:ns4="http://schemas.microsoft.com/office/word/2010/wordprocessingDrawing" xmlns:ns5="http://schemas.openxmlformats.org/drawingml/2006/main" xmlns:ns6="http://schemas.microsoft.com/office/word/2010/wordprocessingShape" xmlns:ns7="http://schemas.microsoft.com/office/drawing/2010/main" xmlns:ns8="urn:schemas-microsoft-com:vml" xmlns:ns9="urn:schemas-microsoft-com:office:office" xmlns:w="http://schemas.openxmlformats.org/wordprocessingml/2006/main" xmlns:wps="http://schemas.microsoft.com/office/word/2010/wordprocessingShape">
   <w:body>
     <w:tbl>
       <w:tblPr>
@@ -71,7 +71,7 @@
               <ns1:AlternateContent>
                 <ns1:Choice Requires="wps">
                   <w:drawing>
-                    <ns3:anchor distT="0" distB="0" distL="114300" distR="114300" simplePos="0" relativeHeight="251659264" behindDoc="0" locked="0" layoutInCell="1" allowOverlap="1" ns4:anchorId="021F4E8A" ns4:editId="0614AFAC">
+                    <ns3:anchor distT="0" distB="0" distL="114300" distR="114300" simplePos="0" relativeHeight="251659264" behindDoc="0" locked="0" layoutInCell="1" allowOverlap="1" ns4:editId="0614AFAC">
                       <ns3:simplePos x="0" y="0"/>
                       <ns3:positionH relativeFrom="column">
                         <ns3:posOffset>758190</ns3:posOffset>
@@ -132,7 +132,7 @@
                 </ns1:Choice>
                 <ns1:Fallback>
                   <w:pict>
-                    <ns8:shapetype ns2:anchorId="24512F03" id="_x0000_t32" coordsize="21600,21600" ns9:spt="32" ns9:oned="t" path="m,l21600,21600e" filled="f">
+                    <ns8:shapetype id="_x0000_t32" coordsize="21600,21600" ns9:spt="32" ns9:oned="t" path="m,l21600,21600e" filled="f">
                       <ns8:path arrowok="t" fillok="f" ns9:connecttype="none"/>
                       <ns9:lock ns8:ext="edit" shapetype="t"/>
                     </ns8:shapetype>
@@ -272,7 +272,7 @@
               <ns1:AlternateContent>
                 <ns1:Choice Requires="wps">
                   <w:drawing>
-                    <ns3:anchor distT="0" distB="0" distL="114300" distR="114300" simplePos="0" relativeHeight="251657216" behindDoc="0" locked="0" layoutInCell="1" allowOverlap="1" ns4:anchorId="62A3FB0E" ns4:editId="47E320F1">
+                    <ns3:anchor distT="0" distB="0" distL="114300" distR="114300" simplePos="0" relativeHeight="251657216" behindDoc="0" locked="0" layoutInCell="1" allowOverlap="1" ns4:editId="47E320F1">
                       <ns3:simplePos x="0" y="0"/>
                       <ns3:positionH relativeFrom="column">
                         <ns3:posOffset>626110</ns3:posOffset>
@@ -333,7 +333,7 @@
                 </ns1:Choice>
                 <ns1:Fallback>
                   <w:pict>
-                    <ns8:shape ns2:anchorId="19D17BCB" id="Straight Arrow Connector 2" ns9:spid="_x0000_s1026" type="#_x0000_t32" style="position:absolute;margin-left:49.3pt;margin-top:18.4pt;width:175.5pt;height:0;z-index:251657216;visibility:visible;mso-wrap-style:square;mso-width-percent:0;mso-height-percent:0;mso-wrap-distance-left:9pt;mso-wrap-distance-top:0;mso-wrap-distance-right:9pt;mso-wrap-distance-bottom:0;mso-position-horizontal:absolute;mso-position-horizontal-relative:text;mso-position-vertical:absolute;mso-position-vertical-relative:text;mso-width-percent:0;mso-height-percent:0;mso-width-relative:page;mso-height-relative:page" ns9:gfxdata="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"/>
+                    <ns8:shape id="Straight Arrow Connector 2" ns9:spid="_x0000_s1026" type="#_x0000_t32" style="position:absolute;margin-left:49.3pt;margin-top:18.4pt;width:175.5pt;height:0;z-index:251657216;visibility:visible;mso-wrap-style:square;mso-width-percent:0;mso-height-percent:0;mso-wrap-distance-left:9pt;mso-wrap-distance-top:0;mso-wrap-distance-right:9pt;mso-wrap-distance-bottom:0;mso-position-horizontal:absolute;mso-position-horizontal-relative:text;mso-position-vertical:absolute;mso-position-vertical-relative:text;mso-width-percent:0;mso-height-percent:0;mso-width-relative:page;mso-height-relative:page" ns9:gfxdata="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"/>
                   </w:pict>
                 </ns1:Fallback>
               </ns1:AlternateContent>
@@ -905,7 +905,7 @@
         <ns1:AlternateContent>
           <ns1:Choice Requires="wps">
             <w:drawing>
-              <ns3:anchor distT="0" distB="0" distL="114300" distR="114300" simplePos="0" relativeHeight="251660288" behindDoc="0" locked="0" layoutInCell="1" allowOverlap="1" ns4:anchorId="6F739870" ns4:editId="06CCE030">
+              <ns3:anchor distT="0" distB="0" distL="114300" distR="114300" simplePos="0" relativeHeight="251660288" behindDoc="0" locked="0" layoutInCell="1" allowOverlap="1" ns4:editId="06CCE030">
                 <ns3:simplePos x="0" y="0"/>
                 <ns3:positionH relativeFrom="column">
                   <ns3:posOffset>1759213</ns3:posOffset>
@@ -966,7 +966,7 @@
           </ns1:Choice>
           <ns1:Fallback>
             <w:pict>
-              <ns8:line ns2:anchorId="44976A3F" id="Straight Connector 1" ns9:spid="_x0000_s1026" style="position:absolute;z-index:251660288;visibility:visible;mso-wrap-style:square;mso-width-percent:0;mso-height-percent:0;mso-wrap-distance-left:9pt;mso-wrap-distance-top:0;mso-wrap-distance-right:9pt;mso-wrap-distance-bottom:0;mso-position-horizontal:absolute;mso-position-horizontal-relative:text;mso-position-vertical:absolute;mso-position-vertical-relative:text;mso-width-percent:0;mso-height-percent:0;mso-width-relative:page;mso-height-relative:page" from="138.5pt,3.25pt" to="316.1pt,3.25pt" ns9:gfxdata="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" strokeweight="1pt"/>
+              <ns8:line id="Straight Connector 1" ns9:spid="_x0000_s1026" style="position:absolute;z-index:251660288;visibility:visible;mso-wrap-style:square;mso-width-percent:0;mso-height-percent:0;mso-wrap-distance-left:9pt;mso-wrap-distance-top:0;mso-wrap-distance-right:9pt;mso-wrap-distance-bottom:0;mso-position-horizontal:absolute;mso-position-horizontal-relative:text;mso-position-vertical:absolute;mso-position-vertical-relative:text;mso-width-percent:0;mso-height-percent:0;mso-width-relative:page;mso-height-relative:page" from="138.5pt,3.25pt" to="316.1pt,3.25pt" ns9:gfxdata="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" strokeweight="1pt"/>
             </w:pict>
           </ns1:Fallback>
         </ns1:AlternateContent>
@@ -14643,8 +14643,8 @@
 </file>
 
 <file path=word/numbering.xml><?xml version="1.0" encoding="utf-8"?>
-<w:numbering xmlns:wpc="http://schemas.microsoft.com/office/word/2010/wordprocessingCanvas" xmlns:cx="http://schemas.microsoft.com/office/drawing/2014/chartex" xmlns:cx1="http://schemas.microsoft.com/office/drawing/2015/9/8/chartex" xmlns:cx2="http://schemas.microsoft.com/office/drawing/2015/10/21/chartex" xmlns:cx3="http://schemas.microsoft.com/office/drawing/2016/5/9/chartex" xmlns:cx4="http://schemas.microsoft.com/office/drawing/2016/5/10/chartex" xmlns:cx5="http://schemas.microsoft.com/office/drawing/2016/5/11/chartex" xmlns:cx6="http://schemas.microsoft.com/office/drawing/2016/5/12/chartex" xmlns:cx7="http://schemas.microsoft.com/office/drawing/2016/5/13/chartex" xmlns:cx8="http://schemas.microsoft.com/office/drawing/2016/5/14/chartex" xmlns:mc="http://schemas.openxmlformats.org/markup-compatibility/2006" xmlns:aink="http://schemas.microsoft.com/office/drawing/2016/ink" xmlns:am3d="http://schemas.microsoft.com/office/drawing/2017/model3d" xmlns:o="urn:schemas-microsoft-com:office:office" xmlns:r="http://schemas.openxmlformats.org/officeDocument/2006/relationships" xmlns:m="http://schemas.openxmlformats.org/officeDocument/2006/math" xmlns:v="urn:schemas-microsoft-com:vml" xmlns:wp14="http://schemas.microsoft.com/office/word/2010/wordprocessingDrawing" xmlns:wp="http://schemas.openxmlformats.org/drawingml/2006/wordprocessingDrawing" xmlns:w10="urn:schemas-microsoft-com:office:word" xmlns:w="http://schemas.openxmlformats.org/wordprocessingml/2006/main" xmlns:w14="http://schemas.microsoft.com/office/word/2010/wordml" xmlns:w15="http://schemas.microsoft.com/office/word/2012/wordml" xmlns:w16cex="http://schemas.microsoft.com/office/word/2018/wordml/cex" xmlns:w16cid="http://schemas.microsoft.com/office/word/2016/wordml/cid" xmlns:w16="http://schemas.microsoft.com/office/word/2018/wordml" xmlns:w16sdtdh="http://schemas.microsoft.com/office/word/2020/wordml/sdtdatahash" xmlns:w16se="http://schemas.microsoft.com/office/word/2015/wordml/symex" xmlns:wpg="http://schemas.microsoft.com/office/word/2010/wordprocessingGroup" xmlns:wpi="http://schemas.microsoft.com/office/word/2010/wordprocessingInk" xmlns:wne="http://schemas.microsoft.com/office/word/2006/wordml" xmlns:wps="http://schemas.microsoft.com/office/word/2010/wordprocessingShape" mc:Ignorable="w14 w15 w16se w16cid w16 w16cex w16sdtdh wp14">
-  <w:abstractNum w:abstractNumId="0" w15:restartNumberingAfterBreak="0">
+<w:numbering xmlns:wpc="http://schemas.microsoft.com/office/word/2010/wordprocessingCanvas" xmlns:cx="http://schemas.microsoft.com/office/drawing/2014/chartex" xmlns:cx1="http://schemas.microsoft.com/office/drawing/2015/9/8/chartex" xmlns:cx2="http://schemas.microsoft.com/office/drawing/2015/10/21/chartex" xmlns:cx3="http://schemas.microsoft.com/office/drawing/2016/5/9/chartex" xmlns:cx4="http://schemas.microsoft.com/office/drawing/2016/5/10/chartex" xmlns:cx5="http://schemas.microsoft.com/office/drawing/2016/5/11/chartex" xmlns:cx6="http://schemas.microsoft.com/office/drawing/2016/5/12/chartex" xmlns:cx7="http://schemas.microsoft.com/office/drawing/2016/5/13/chartex" xmlns:cx8="http://schemas.microsoft.com/office/drawing/2016/5/14/chartex" xmlns:mc="http://schemas.openxmlformats.org/markup-compatibility/2006" xmlns:aink="http://schemas.microsoft.com/office/drawing/2016/ink" xmlns:am3d="http://schemas.microsoft.com/office/drawing/2017/model3d" xmlns:o="urn:schemas-microsoft-com:office:office" xmlns:r="http://schemas.openxmlformats.org/officeDocument/2006/relationships" xmlns:m="http://schemas.openxmlformats.org/officeDocument/2006/math" xmlns:v="urn:schemas-microsoft-com:vml" xmlns:wp14="http://schemas.microsoft.com/office/word/2010/wordprocessingDrawing" xmlns:wp="http://schemas.openxmlformats.org/drawingml/2006/wordprocessingDrawing" xmlns:w10="urn:schemas-microsoft-com:office:word" xmlns:w="http://schemas.openxmlformats.org/wordprocessingml/2006/main" xmlns:w14="http://schemas.microsoft.com/office/word/2010/wordml" xmlns:w15="http://schemas.microsoft.com/office/word/2012/wordml" xmlns:w16cex="http://schemas.microsoft.com/office/word/2018/wordml/cex" xmlns:w16="http://schemas.microsoft.com/office/word/2018/wordml" xmlns:w16sdtdh="http://schemas.microsoft.com/office/word/2020/wordml/sdtdatahash" xmlns:w16se="http://schemas.microsoft.com/office/word/2015/wordml/symex" xmlns:wpg="http://schemas.microsoft.com/office/word/2010/wordprocessingGroup" xmlns:wpi="http://schemas.microsoft.com/office/word/2010/wordprocessingInk" xmlns:wne="http://schemas.microsoft.com/office/word/2006/wordml" xmlns:wps="http://schemas.microsoft.com/office/word/2010/wordprocessingShape">
+  <w:abstractNum w:abstractNumId="0">
     <w:nsid w:val="461423B6"/>
     <w:multiLevelType w:val="hybridMultilevel"/>
     <w:tmpl w:val="FB104B14"/>
@@ -14757,7 +14757,7 @@
       </w:rPr>
     </w:lvl>
   </w:abstractNum>
-  <w:abstractNum w:abstractNumId="1" w15:restartNumberingAfterBreak="0">
+  <w:abstractNum w:abstractNumId="1">
     <w:nsid w:val="55416655"/>
     <w:multiLevelType w:val="hybridMultilevel"/>
     <w:tmpl w:val="3A986032"/>
@@ -14880,7 +14880,7 @@
 </file>
 
 <file path=word/styles.xml><?xml version="1.0" encoding="utf-8"?>
-<w:styles xmlns:mc="http://schemas.openxmlformats.org/markup-compatibility/2006" xmlns:r="http://schemas.openxmlformats.org/officeDocument/2006/relationships" xmlns:w="http://schemas.openxmlformats.org/wordprocessingml/2006/main" xmlns:w14="http://schemas.microsoft.com/office/word/2010/wordml" xmlns:w15="http://schemas.microsoft.com/office/word/2012/wordml" xmlns:w16cex="http://schemas.microsoft.com/office/word/2018/wordml/cex" xmlns:w16cid="http://schemas.microsoft.com/office/word/2016/wordml/cid" xmlns:w16="http://schemas.microsoft.com/office/word/2018/wordml" xmlns:w16sdtdh="http://schemas.microsoft.com/office/word/2020/wordml/sdtdatahash" xmlns:w16se="http://schemas.microsoft.com/office/word/2015/wordml/symex" mc:Ignorable="w14 w15 w16se w16cid w16 w16cex w16sdtdh">
+<w:styles xmlns:mc="http://schemas.openxmlformats.org/markup-compatibility/2006" xmlns:r="http://schemas.openxmlformats.org/officeDocument/2006/relationships" xmlns:w="http://schemas.openxmlformats.org/wordprocessingml/2006/main" xmlns:w14="http://schemas.microsoft.com/office/word/2010/wordml" xmlns:w15="http://schemas.microsoft.com/office/word/2012/wordml" xmlns:w16cex="http://schemas.microsoft.com/office/word/2018/wordml/cex" xmlns:w16="http://schemas.microsoft.com/office/word/2018/wordml" xmlns:w16sdtdh="http://schemas.microsoft.com/office/word/2020/wordml/sdtdatahash" xmlns:w16se="http://schemas.microsoft.com/office/word/2015/wordml/symex">
   <w:docDefaults>
     <w:rPrDefault>
       <w:rPr>

--- a/skills/phong-cntt/assets/qd-phe-duyet-du-toan-khlcnt.docx
+++ b/skills/phong-cntt/assets/qd-phe-duyet-du-toan-khlcnt.docx
@@ -1,5 +1,81 @@
 
-<file path=word/document.xml><?xml version="1.0" encoding="utf-8"?>
+<file path=./[Content_Types].xml><?xml version="1.0" encoding="utf-8"?>
+<Types xmlns="http://schemas.openxmlformats.org/package/2006/content-types">
+  <Default Extension="rels" ContentType="application/vnd.openxmlformats-package.relationships+xml"/>
+  <Default Extension="xml" ContentType="application/xml"/>
+  <Override PartName="/word/document.xml" ContentType="application/vnd.openxmlformats-officedocument.wordprocessingml.document.main+xml"/>
+  <Override PartName="/customXml/itemProps1.xml" ContentType="application/vnd.openxmlformats-officedocument.customXmlProperties+xml"/>
+  <Override PartName="/word/numbering.xml" ContentType="application/vnd.openxmlformats-officedocument.wordprocessingml.numbering+xml"/>
+  <Override PartName="/word/styles.xml" ContentType="application/vnd.openxmlformats-officedocument.wordprocessingml.styles+xml"/>
+  <Override PartName="/word/settings.xml" ContentType="application/vnd.openxmlformats-officedocument.wordprocessingml.settings+xml"/>
+  <Override PartName="/word/webSettings.xml" ContentType="application/vnd.openxmlformats-officedocument.wordprocessingml.webSettings+xml"/>
+  <Override PartName="/word/fontTable.xml" ContentType="application/vnd.openxmlformats-officedocument.wordprocessingml.fontTable+xml"/>
+  <Override PartName="/word/theme/theme1.xml" ContentType="application/vnd.openxmlformats-officedocument.theme+xml"/>
+  <Override PartName="/docProps/core.xml" ContentType="application/vnd.openxmlformats-package.core-properties+xml"/>
+  <Override PartName="/docProps/app.xml" ContentType="application/vnd.openxmlformats-officedocument.extended-properties+xml"/>
+</Types>
+</file>
+
+<file path=./customXml/item1.xml><?xml version="1.0" encoding="utf-8"?>
+<b:Sources xmlns:b="http://schemas.openxmlformats.org/officeDocument/2006/bibliography" xmlns="http://schemas.openxmlformats.org/officeDocument/2006/bibliography" SelectedStyle="\APA.XSL" StyleName="APA"/>
+</file>
+
+<file path=./customXml/itemProps1.xml><?xml version="1.0" encoding="utf-8"?>
+<ds:datastoreItem xmlns:ds="http://schemas.openxmlformats.org/officeDocument/2006/customXml" ds:itemID="{A64A7D60-33A4-4374-88B2-28765D5F5442}">
+  <ds:schemaRefs>
+    <ds:schemaRef ds:uri="http://schemas.openxmlformats.org/officeDocument/2006/bibliography"/>
+  </ds:schemaRefs>
+</ds:datastoreItem>
+</file>
+
+<file path=./docProps/app.xml><?xml version="1.0" encoding="utf-8"?>
+<Properties xmlns="http://schemas.openxmlformats.org/officeDocument/2006/extended-properties" xmlns:vt="http://schemas.openxmlformats.org/officeDocument/2006/docPropsVTypes">
+  <Template>Normal</Template>
+  <TotalTime>1</TotalTime>
+  <Pages>1</Pages>
+  <Words>1835</Words>
+  <Characters>10462</Characters>
+  <Application>Microsoft Office Word</Application>
+  <DocSecurity>0</DocSecurity>
+  <Lines>87</Lines>
+  <Paragraphs>24</Paragraphs>
+  <ScaleCrop>false</ScaleCrop>
+  <HeadingPairs>
+    <vt:vector size="2" baseType="variant">
+      <vt:variant>
+        <vt:lpstr>Title</vt:lpstr>
+      </vt:variant>
+      <vt:variant>
+        <vt:i4>1</vt:i4>
+      </vt:variant>
+    </vt:vector>
+  </HeadingPairs>
+  <TitlesOfParts>
+    <vt:vector size="1" baseType="lpstr">
+      <vt:lpstr/>
+    </vt:vector>
+  </TitlesOfParts>
+  <Company/>
+  <LinksUpToDate>false</LinksUpToDate>
+  <CharactersWithSpaces>12273</CharactersWithSpaces>
+  <SharedDoc>false</SharedDoc>
+  <HyperlinksChanged>false</HyperlinksChanged>
+  <AppVersion>16.0000</AppVersion>
+</Properties>
+</file>
+
+<file path=./docProps/core.xml><?xml version="1.0" encoding="utf-8"?>
+<cp:coreProperties xmlns:cp="http://schemas.openxmlformats.org/package/2006/metadata/core-properties" xmlns:dc="http://purl.org/dc/elements/1.1/" xmlns:dcterms="http://purl.org/dc/terms/" xmlns:dcmitype="http://purl.org/dc/dcmitype/" xmlns:xsi="http://www.w3.org/2001/XMLSchema-instance">
+  <dc:creator>buitaivt</dc:creator>
+  <cp:lastModifiedBy>My PC</cp:lastModifiedBy>
+  <cp:revision>5</cp:revision>
+  <cp:lastPrinted>2026-04-14T03:58:00Z</cp:lastPrinted>
+  <dcterms:created xsi:type="dcterms:W3CDTF">2026-04-11T12:44:00Z</dcterms:created>
+  <dcterms:modified xsi:type="dcterms:W3CDTF">2026-04-14T03:58:00Z</dcterms:modified>
+</cp:coreProperties>
+</file>
+
+<file path=./word/document.xml><?xml version="1.0" encoding="utf-8"?>
 <w:document xmlns:ns1="http://schemas.openxmlformats.org/markup-compatibility/2006" xmlns:ns2="http://schemas.microsoft.com/office/word/2010/wordml" xmlns:ns3="http://schemas.openxmlformats.org/drawingml/2006/wordprocessingDrawing" xmlns:ns4="http://schemas.microsoft.com/office/word/2010/wordprocessingDrawing" xmlns:ns5="http://schemas.openxmlformats.org/drawingml/2006/main" xmlns:ns6="http://schemas.microsoft.com/office/word/2010/wordprocessingShape" xmlns:ns7="http://schemas.microsoft.com/office/drawing/2010/main" xmlns:ns8="urn:schemas-microsoft-com:vml" xmlns:ns9="urn:schemas-microsoft-com:office:office" xmlns:w="http://schemas.openxmlformats.org/wordprocessingml/2006/main" xmlns:wps="http://schemas.microsoft.com/office/word/2010/wordprocessingShape">
   <w:body>
     <w:tbl>
@@ -14642,7 +14718,54 @@
 </w:document>
 </file>
 
-<file path=word/numbering.xml><?xml version="1.0" encoding="utf-8"?>
+<file path=./word/fontTable.xml><?xml version="1.0" encoding="utf-8"?>
+<w:fonts xmlns:mc="http://schemas.openxmlformats.org/markup-compatibility/2006" xmlns:r="http://schemas.openxmlformats.org/officeDocument/2006/relationships" xmlns:w="http://schemas.openxmlformats.org/wordprocessingml/2006/main" xmlns:w14="http://schemas.microsoft.com/office/word/2010/wordml" xmlns:w15="http://schemas.microsoft.com/office/word/2012/wordml" xmlns:w16cex="http://schemas.microsoft.com/office/word/2018/wordml/cex" xmlns:w16="http://schemas.microsoft.com/office/word/2018/wordml" xmlns:w16sdtdh="http://schemas.microsoft.com/office/word/2020/wordml/sdtdatahash" xmlns:w16se="http://schemas.microsoft.com/office/word/2015/wordml/symex">
+  <w:font w:name="Times New Roman">
+    <w:panose1 w:val="02020603050405020304"/>
+    <w:family w:val="roman"/>
+    <w:pitch w:val="variable"/>
+    <w:sig w:usb0="E0002EFF" w:usb1="C000785B" w:usb2="00000009" w:usb3="00000000" w:csb0="000001FF" w:csb1="00000000"/>
+  </w:font>
+  <w:font w:name="Arial">
+    <w:panose1 w:val="020B0604020202020204"/>
+    <w:family w:val="swiss"/>
+    <w:pitch w:val="variable"/>
+    <w:sig w:usb0="E0002EFF" w:usb1="C000785B" w:usb2="00000009" w:usb3="00000000" w:csb0="000001FF" w:csb1="00000000"/>
+  </w:font>
+  <w:font w:name="Courier New">
+    <w:panose1 w:val="02070309020205020404"/>
+    <w:family w:val="modern"/>
+    <w:pitch w:val="fixed"/>
+    <w:sig w:usb0="E0002EFF" w:usb1="C0007843" w:usb2="00000009" w:usb3="00000000" w:csb0="000001FF" w:csb1="00000000"/>
+  </w:font>
+  <w:font w:name="Wingdings">
+    <w:panose1 w:val="05000000000000000000"/>
+    <w:family w:val="auto"/>
+    <w:pitch w:val="variable"/>
+    <w:sig w:usb0="00000000" w:usb1="10000000" w:usb2="00000000" w:usb3="00000000" w:csb0="80000000" w:csb1="00000000"/>
+  </w:font>
+  <w:font w:name="Symbol">
+    <w:panose1 w:val="05050102010706020507"/>
+    <w:family w:val="roman"/>
+    <w:pitch w:val="variable"/>
+    <w:sig w:usb0="00000000" w:usb1="10000000" w:usb2="00000000" w:usb3="00000000" w:csb0="80000000" w:csb1="00000000"/>
+  </w:font>
+  <w:font w:name="Calibri">
+    <w:panose1 w:val="020F0502020204030204"/>
+    <w:family w:val="swiss"/>
+    <w:pitch w:val="variable"/>
+    <w:sig w:usb0="E4002EFF" w:usb1="C000247B" w:usb2="00000009" w:usb3="00000000" w:csb0="000001FF" w:csb1="00000000"/>
+  </w:font>
+  <w:font w:name="Cambria">
+    <w:panose1 w:val="02040503050406030204"/>
+    <w:family w:val="roman"/>
+    <w:pitch w:val="variable"/>
+    <w:sig w:usb0="E00006FF" w:usb1="420024FF" w:usb2="02000000" w:usb3="00000000" w:csb0="0000019F" w:csb1="00000000"/>
+  </w:font>
+</w:fonts>
+</file>
+
+<file path=./word/numbering.xml><?xml version="1.0" encoding="utf-8"?>
 <w:numbering xmlns:wpc="http://schemas.microsoft.com/office/word/2010/wordprocessingCanvas" xmlns:cx="http://schemas.microsoft.com/office/drawing/2014/chartex" xmlns:cx1="http://schemas.microsoft.com/office/drawing/2015/9/8/chartex" xmlns:cx2="http://schemas.microsoft.com/office/drawing/2015/10/21/chartex" xmlns:cx3="http://schemas.microsoft.com/office/drawing/2016/5/9/chartex" xmlns:cx4="http://schemas.microsoft.com/office/drawing/2016/5/10/chartex" xmlns:cx5="http://schemas.microsoft.com/office/drawing/2016/5/11/chartex" xmlns:cx6="http://schemas.microsoft.com/office/drawing/2016/5/12/chartex" xmlns:cx7="http://schemas.microsoft.com/office/drawing/2016/5/13/chartex" xmlns:cx8="http://schemas.microsoft.com/office/drawing/2016/5/14/chartex" xmlns:mc="http://schemas.openxmlformats.org/markup-compatibility/2006" xmlns:aink="http://schemas.microsoft.com/office/drawing/2016/ink" xmlns:am3d="http://schemas.microsoft.com/office/drawing/2017/model3d" xmlns:o="urn:schemas-microsoft-com:office:office" xmlns:r="http://schemas.openxmlformats.org/officeDocument/2006/relationships" xmlns:m="http://schemas.openxmlformats.org/officeDocument/2006/math" xmlns:v="urn:schemas-microsoft-com:vml" xmlns:wp14="http://schemas.microsoft.com/office/word/2010/wordprocessingDrawing" xmlns:wp="http://schemas.openxmlformats.org/drawingml/2006/wordprocessingDrawing" xmlns:w10="urn:schemas-microsoft-com:office:word" xmlns:w="http://schemas.openxmlformats.org/wordprocessingml/2006/main" xmlns:w14="http://schemas.microsoft.com/office/word/2010/wordml" xmlns:w15="http://schemas.microsoft.com/office/word/2012/wordml" xmlns:w16cex="http://schemas.microsoft.com/office/word/2018/wordml/cex" xmlns:w16="http://schemas.microsoft.com/office/word/2018/wordml" xmlns:w16sdtdh="http://schemas.microsoft.com/office/word/2020/wordml/sdtdatahash" xmlns:w16se="http://schemas.microsoft.com/office/word/2015/wordml/symex" xmlns:wpg="http://schemas.microsoft.com/office/word/2010/wordprocessingGroup" xmlns:wpi="http://schemas.microsoft.com/office/word/2010/wordprocessingInk" xmlns:wne="http://schemas.microsoft.com/office/word/2006/wordml" xmlns:wps="http://schemas.microsoft.com/office/word/2010/wordprocessingShape">
   <w:abstractNum w:abstractNumId="0">
     <w:nsid w:val="461423B6"/>
@@ -14879,7 +15002,129 @@
 </w:numbering>
 </file>
 
-<file path=word/styles.xml><?xml version="1.0" encoding="utf-8"?>
+<file path=./word/settings.xml><?xml version="1.0" encoding="utf-8"?>
+<w:settings xmlns:mc="http://schemas.openxmlformats.org/markup-compatibility/2006" xmlns:o="urn:schemas-microsoft-com:office:office" xmlns:r="http://schemas.openxmlformats.org/officeDocument/2006/relationships" xmlns:m="http://schemas.openxmlformats.org/officeDocument/2006/math" xmlns:v="urn:schemas-microsoft-com:vml" xmlns:w10="urn:schemas-microsoft-com:office:word" xmlns:w="http://schemas.openxmlformats.org/wordprocessingml/2006/main" xmlns:w14="http://schemas.microsoft.com/office/word/2010/wordml" xmlns:w15="http://schemas.microsoft.com/office/word/2012/wordml" xmlns:w16cex="http://schemas.microsoft.com/office/word/2018/wordml/cex" xmlns:w16="http://schemas.microsoft.com/office/word/2018/wordml" xmlns:w16sdtdh="http://schemas.microsoft.com/office/word/2020/wordml/sdtdatahash" xmlns:w16se="http://schemas.microsoft.com/office/word/2015/wordml/symex" xmlns:sl="http://schemas.openxmlformats.org/schemaLibrary/2006/main">
+  <w:zoom w:percent="100"/>
+  <w:proofState w:spelling="clean" w:grammar="clean"/>
+  <w:defaultTabStop w:val="720"/>
+  <w:characterSpacingControl w:val="doNotCompress"/>
+  <w:compat>
+    <w:compatSetting w:name="compatibilityMode" w:uri="http://schemas.microsoft.com/office/word" w:val="15"/>
+    <w:compatSetting w:name="overrideTableStyleFontSizeAndJustification" w:uri="http://schemas.microsoft.com/office/word" w:val="1"/>
+    <w:compatSetting w:name="enableOpenTypeFeatures" w:uri="http://schemas.microsoft.com/office/word" w:val="1"/>
+    <w:compatSetting w:name="doNotFlipMirrorIndents" w:uri="http://schemas.microsoft.com/office/word" w:val="1"/>
+    <w:compatSetting w:name="differentiateMultirowTableHeaders" w:uri="http://schemas.microsoft.com/office/word" w:val="1"/>
+    <w:compatSetting w:name="useWord2013TrackBottomHyphenation" w:uri="http://schemas.microsoft.com/office/word" w:val="0"/>
+  </w:compat>
+  <w:rsids>
+    <w:rsidRoot w:val="00DE314E"/>
+    <w:rsid w:val="0001138F"/>
+    <w:rsid w:val="00037729"/>
+    <w:rsid w:val="0007408B"/>
+    <w:rsid w:val="00112216"/>
+    <w:rsid w:val="00146CB0"/>
+    <w:rsid w:val="001524CD"/>
+    <w:rsid w:val="00157A15"/>
+    <w:rsid w:val="001614DA"/>
+    <w:rsid w:val="0019242D"/>
+    <w:rsid w:val="00194BFA"/>
+    <w:rsid w:val="002703B6"/>
+    <w:rsid w:val="00315CC3"/>
+    <w:rsid w:val="003A1E7C"/>
+    <w:rsid w:val="004A115B"/>
+    <w:rsid w:val="004A25E7"/>
+    <w:rsid w:val="0055024E"/>
+    <w:rsid w:val="00561780"/>
+    <w:rsid w:val="005B0469"/>
+    <w:rsid w:val="005B2F9E"/>
+    <w:rsid w:val="005C03E5"/>
+    <w:rsid w:val="005D1DB6"/>
+    <w:rsid w:val="00631828"/>
+    <w:rsid w:val="00705234"/>
+    <w:rsid w:val="00741452"/>
+    <w:rsid w:val="007578FB"/>
+    <w:rsid w:val="00760AA3"/>
+    <w:rsid w:val="00776E83"/>
+    <w:rsid w:val="007830B6"/>
+    <w:rsid w:val="00797425"/>
+    <w:rsid w:val="007B457A"/>
+    <w:rsid w:val="007C16BC"/>
+    <w:rsid w:val="007C3DFD"/>
+    <w:rsid w:val="007D0EBC"/>
+    <w:rsid w:val="0082032D"/>
+    <w:rsid w:val="008540FF"/>
+    <w:rsid w:val="008A1D1C"/>
+    <w:rsid w:val="008D2F70"/>
+    <w:rsid w:val="008F48C5"/>
+    <w:rsid w:val="00921D4A"/>
+    <w:rsid w:val="00927AAD"/>
+    <w:rsid w:val="009A1D12"/>
+    <w:rsid w:val="009B16A5"/>
+    <w:rsid w:val="009C0B48"/>
+    <w:rsid w:val="009E1B97"/>
+    <w:rsid w:val="00A156A9"/>
+    <w:rsid w:val="00A24033"/>
+    <w:rsid w:val="00A371FB"/>
+    <w:rsid w:val="00A57FE4"/>
+    <w:rsid w:val="00A66993"/>
+    <w:rsid w:val="00AA7239"/>
+    <w:rsid w:val="00AB6177"/>
+    <w:rsid w:val="00AD0313"/>
+    <w:rsid w:val="00AF6891"/>
+    <w:rsid w:val="00B96054"/>
+    <w:rsid w:val="00C10DB3"/>
+    <w:rsid w:val="00C230A2"/>
+    <w:rsid w:val="00CD2B12"/>
+    <w:rsid w:val="00D10389"/>
+    <w:rsid w:val="00D12C3B"/>
+    <w:rsid w:val="00D33152"/>
+    <w:rsid w:val="00D60A05"/>
+    <w:rsid w:val="00D93A7C"/>
+    <w:rsid w:val="00D93ED9"/>
+    <w:rsid w:val="00DA314C"/>
+    <w:rsid w:val="00DC0F71"/>
+    <w:rsid w:val="00DE314E"/>
+    <w:rsid w:val="00DE7336"/>
+    <w:rsid w:val="00DF3005"/>
+    <w:rsid w:val="00E05FA3"/>
+    <w:rsid w:val="00E47958"/>
+    <w:rsid w:val="00E60E4D"/>
+    <w:rsid w:val="00E73E34"/>
+    <w:rsid w:val="00E76229"/>
+    <w:rsid w:val="00EF25E9"/>
+    <w:rsid w:val="00F24D95"/>
+    <w:rsid w:val="00F40AB2"/>
+    <w:rsid w:val="00F97C2D"/>
+  </w:rsids>
+  <m:mathPr>
+    <m:mathFont m:val="Cambria Math"/>
+    <m:brkBin m:val="before"/>
+    <m:brkBinSub m:val="--"/>
+    <m:smallFrac m:val="0"/>
+    <m:dispDef/>
+    <m:lMargin m:val="0"/>
+    <m:rMargin m:val="0"/>
+    <m:defJc m:val="centerGroup"/>
+    <m:wrapIndent m:val="1440"/>
+    <m:intLim m:val="subSup"/>
+    <m:naryLim m:val="undOvr"/>
+  </m:mathPr>
+  <w:themeFontLang w:val="en-US"/>
+  <w:clrSchemeMapping w:bg1="light1" w:t1="dark1" w:bg2="light2" w:t2="dark2" w:accent1="accent1" w:accent2="accent2" w:accent3="accent3" w:accent4="accent4" w:accent5="accent5" w:accent6="accent6" w:hyperlink="hyperlink" w:followedHyperlink="followedHyperlink"/>
+  <w:shapeDefaults>
+    <o:shapedefaults v:ext="edit" spidmax="1026"/>
+    <o:shapelayout v:ext="edit">
+      <o:idmap v:ext="edit" data="1"/>
+    </o:shapelayout>
+  </w:shapeDefaults>
+  <w:decimalSymbol w:val=","/>
+  <w:listSeparator w:val=","/>
+  <w14:docId w14:val="774DB364"/>
+  <w15:docId w15:val="{47C87C8A-A12C-4D95-BA73-3F913C27C02E}"/>
+</w:settings>
+</file>
+
+<file path=./word/styles.xml><?xml version="1.0" encoding="utf-8"?>
 <w:styles xmlns:mc="http://schemas.openxmlformats.org/markup-compatibility/2006" xmlns:r="http://schemas.openxmlformats.org/officeDocument/2006/relationships" xmlns:w="http://schemas.openxmlformats.org/wordprocessingml/2006/main" xmlns:w14="http://schemas.microsoft.com/office/word/2010/wordml" xmlns:w15="http://schemas.microsoft.com/office/word/2012/wordml" xmlns:w16cex="http://schemas.microsoft.com/office/word/2018/wordml/cex" xmlns:w16="http://schemas.microsoft.com/office/word/2018/wordml" xmlns:w16sdtdh="http://schemas.microsoft.com/office/word/2020/wordml/sdtdatahash" xmlns:w16se="http://schemas.microsoft.com/office/word/2015/wordml/symex">
   <w:docDefaults>
     <w:rPrDefault>
@@ -15412,7 +15657,7 @@
 </w:styles>
 </file>
 
-<file path=word/theme/theme1.xml><?xml version="1.0" encoding="utf-8"?>
+<file path=./word/theme/theme1.xml><?xml version="1.0" encoding="utf-8"?>
 <a:theme xmlns:a="http://schemas.openxmlformats.org/drawingml/2006/main" name="Office Theme">
   <a:themeElements>
     <a:clrScheme name="Office">
@@ -15697,14 +15942,10 @@
 </a:theme>
 </file>
 
-<file path=customXml/item1.xml><?xml version="1.0" encoding="utf-8"?>
-<b:Sources xmlns:b="http://schemas.openxmlformats.org/officeDocument/2006/bibliography" xmlns="http://schemas.openxmlformats.org/officeDocument/2006/bibliography" SelectedStyle="\APA.XSL" StyleName="APA"/>
-</file>
-
-<file path=customXml/itemProps1.xml><?xml version="1.0" encoding="utf-8"?>
-<ds:datastoreItem xmlns:ds="http://schemas.openxmlformats.org/officeDocument/2006/customXml" ds:itemID="{A64A7D60-33A4-4374-88B2-28765D5F5442}">
-  <ds:schemaRefs>
-    <ds:schemaRef ds:uri="http://schemas.openxmlformats.org/officeDocument/2006/bibliography"/>
-  </ds:schemaRefs>
-</ds:datastoreItem>
+<file path=./word/webSettings.xml><?xml version="1.0" encoding="utf-8"?>
+<w:webSettings xmlns:mc="http://schemas.openxmlformats.org/markup-compatibility/2006" xmlns:r="http://schemas.openxmlformats.org/officeDocument/2006/relationships" xmlns:w="http://schemas.openxmlformats.org/wordprocessingml/2006/main" xmlns:w14="http://schemas.microsoft.com/office/word/2010/wordml" xmlns:w15="http://schemas.microsoft.com/office/word/2012/wordml" xmlns:w16cex="http://schemas.microsoft.com/office/word/2018/wordml/cex" xmlns:w16="http://schemas.microsoft.com/office/word/2018/wordml" xmlns:w16sdtdh="http://schemas.microsoft.com/office/word/2020/wordml/sdtdatahash" xmlns:w16se="http://schemas.microsoft.com/office/word/2015/wordml/symex">
+  <w:optimizeForBrowser/>
+  <w:relyOnVML/>
+  <w:allowPNG/>
+</w:webSettings>
 </file>